--- a/zht/docx/225.content.docx
+++ b/zht/docx/225.content.docx
@@ -335,162 +335,120 @@
           <w:lang w:val="zh_TW" w:bidi="zh_TW"/>
         </w:rPr>
       </w:r>
-      <w:hyperlink r:id="rId13">
-        <w:r>
-          <w:rPr>
-            <w:lang w:val="zh_TW" w:bidi="zh_TW"/>
-          </w:rPr>
-          <w:rPr>
-            <w:color w:val="0000EE"/>
-            <w:u w:val="single"/>
-          </w:rPr>
-          <w:t>歷代志上11:1–3</w:t>
-        </w:r>
-      </w:hyperlink>
-    </w:p>
-    <w:p>
-      <w:pPr>
-        <w:pStyle w:val="ListBullet"/>
-        <w:spacing w:line="240" w:lineRule="auto"/>
-        <w:ind w:left="720"/>
-      </w:pPr>
-      <w:r>
-        <w:rPr>
-          <w:lang w:val="zh_TW" w:bidi="zh_TW"/>
-        </w:rPr>
-      </w:r>
-      <w:hyperlink r:id="rId14">
-        <w:r>
-          <w:rPr>
-            <w:lang w:val="zh_TW" w:bidi="zh_TW"/>
-          </w:rPr>
-          <w:rPr>
-            <w:color w:val="0000EE"/>
-            <w:u w:val="single"/>
-          </w:rPr>
-          <w:t>提摩太前書3:1–3</w:t>
-        </w:r>
-      </w:hyperlink>
-    </w:p>
-    <w:p>
-      <w:pPr>
-        <w:pStyle w:val="ListBullet"/>
-        <w:spacing w:line="240" w:lineRule="auto"/>
-        <w:ind w:left="720"/>
-      </w:pPr>
-      <w:r>
-        <w:rPr>
-          <w:lang w:val="zh_TW" w:bidi="zh_TW"/>
-        </w:rPr>
-      </w:r>
-      <w:hyperlink r:id="rId15">
-        <w:r>
-          <w:rPr>
-            <w:lang w:val="zh_TW" w:bidi="zh_TW"/>
-          </w:rPr>
-          <w:rPr>
-            <w:color w:val="0000EE"/>
-            <w:u w:val="single"/>
-          </w:rPr>
-          <w:t>提摩太前書4:14</w:t>
-        </w:r>
-      </w:hyperlink>
-    </w:p>
-    <w:p>
-      <w:pPr>
-        <w:pStyle w:val="ListBullet"/>
-        <w:spacing w:line="240" w:lineRule="auto"/>
-        <w:ind w:left="720"/>
-      </w:pPr>
-      <w:r>
-        <w:rPr>
-          <w:lang w:val="zh_TW" w:bidi="zh_TW"/>
-        </w:rPr>
-      </w:r>
-      <w:hyperlink r:id="rId16">
-        <w:r>
-          <w:rPr>
-            <w:lang w:val="zh_TW" w:bidi="zh_TW"/>
-          </w:rPr>
-          <w:rPr>
-            <w:color w:val="0000EE"/>
-            <w:u w:val="single"/>
-          </w:rPr>
-          <w:t>使徒行傳5:19–21</w:t>
-        </w:r>
-      </w:hyperlink>
-    </w:p>
-    <w:p>
-      <w:pPr>
-        <w:pStyle w:val="ListBullet"/>
-        <w:spacing w:line="240" w:lineRule="auto"/>
-        <w:ind w:left="720"/>
-      </w:pPr>
-      <w:r>
-        <w:rPr>
-          <w:lang w:val="zh_TW" w:bidi="zh_TW"/>
-        </w:rPr>
-      </w:r>
-      <w:hyperlink r:id="rId17">
-        <w:r>
-          <w:rPr>
-            <w:lang w:val="zh_TW" w:bidi="zh_TW"/>
-          </w:rPr>
-          <w:rPr>
-            <w:color w:val="0000EE"/>
-            <w:u w:val="single"/>
-          </w:rPr>
-          <w:t>使徒行傳14:23</w:t>
-        </w:r>
-      </w:hyperlink>
-    </w:p>
-    <w:p>
-      <w:pPr>
-        <w:pStyle w:val="ListBullet"/>
-        <w:spacing w:line="240" w:lineRule="auto"/>
-        <w:ind w:left="720"/>
-      </w:pPr>
-      <w:r>
-        <w:rPr>
-          <w:lang w:val="zh_TW" w:bidi="zh_TW"/>
-        </w:rPr>
-      </w:r>
-      <w:hyperlink r:id="rId18">
-        <w:r>
-          <w:rPr>
-            <w:lang w:val="zh_TW" w:bidi="zh_TW"/>
-          </w:rPr>
-          <w:rPr>
-            <w:color w:val="0000EE"/>
-            <w:u w:val="single"/>
-          </w:rPr>
-          <w:t>馬可福音11:28</w:t>
-        </w:r>
-      </w:hyperlink>
-    </w:p>
-    <w:p>
-      <w:pPr>
-        <w:pStyle w:val="ListBullet"/>
-        <w:spacing w:line="240" w:lineRule="auto"/>
-        <w:ind w:left="720"/>
-      </w:pPr>
-      <w:r>
-        <w:rPr>
-          <w:lang w:val="zh_TW" w:bidi="zh_TW"/>
-        </w:rPr>
-      </w:r>
-      <w:hyperlink r:id="rId19">
-        <w:r>
-          <w:rPr>
-            <w:lang w:val="zh_TW" w:bidi="zh_TW"/>
-          </w:rPr>
-          <w:rPr>
-            <w:color w:val="0000EE"/>
-            <w:u w:val="single"/>
-          </w:rPr>
-          <w:t>馬太福音21:23–24</w:t>
-        </w:r>
-      </w:hyperlink>
+      <w:r>
+        <w:rPr>
+          <w:lang w:val="zh_TW" w:bidi="zh_TW"/>
+        </w:rPr>
+        <w:t>歷代志上11:1–3</w:t>
+      </w:r>
+    </w:p>
+    <w:p>
+      <w:pPr>
+        <w:pStyle w:val="ListBullet"/>
+        <w:spacing w:line="240" w:lineRule="auto"/>
+        <w:ind w:left="720"/>
+      </w:pPr>
+      <w:r>
+        <w:rPr>
+          <w:lang w:val="zh_TW" w:bidi="zh_TW"/>
+        </w:rPr>
+      </w:r>
+      <w:r>
+        <w:rPr>
+          <w:lang w:val="zh_TW" w:bidi="zh_TW"/>
+        </w:rPr>
+        <w:t>提摩太前書3:1–3</w:t>
+      </w:r>
+    </w:p>
+    <w:p>
+      <w:pPr>
+        <w:pStyle w:val="ListBullet"/>
+        <w:spacing w:line="240" w:lineRule="auto"/>
+        <w:ind w:left="720"/>
+      </w:pPr>
+      <w:r>
+        <w:rPr>
+          <w:lang w:val="zh_TW" w:bidi="zh_TW"/>
+        </w:rPr>
+      </w:r>
+      <w:r>
+        <w:rPr>
+          <w:lang w:val="zh_TW" w:bidi="zh_TW"/>
+        </w:rPr>
+        <w:t>提摩太前書4:14</w:t>
+      </w:r>
+    </w:p>
+    <w:p>
+      <w:pPr>
+        <w:pStyle w:val="ListBullet"/>
+        <w:spacing w:line="240" w:lineRule="auto"/>
+        <w:ind w:left="720"/>
+      </w:pPr>
+      <w:r>
+        <w:rPr>
+          <w:lang w:val="zh_TW" w:bidi="zh_TW"/>
+        </w:rPr>
+      </w:r>
+      <w:r>
+        <w:rPr>
+          <w:lang w:val="zh_TW" w:bidi="zh_TW"/>
+        </w:rPr>
+        <w:t>使徒行傳5:19–21</w:t>
+      </w:r>
+    </w:p>
+    <w:p>
+      <w:pPr>
+        <w:pStyle w:val="ListBullet"/>
+        <w:spacing w:line="240" w:lineRule="auto"/>
+        <w:ind w:left="720"/>
+      </w:pPr>
+      <w:r>
+        <w:rPr>
+          <w:lang w:val="zh_TW" w:bidi="zh_TW"/>
+        </w:rPr>
+      </w:r>
+      <w:r>
+        <w:rPr>
+          <w:lang w:val="zh_TW" w:bidi="zh_TW"/>
+        </w:rPr>
+        <w:t>使徒行傳14:23</w:t>
+      </w:r>
+    </w:p>
+    <w:p>
+      <w:pPr>
+        <w:pStyle w:val="ListBullet"/>
+        <w:spacing w:line="240" w:lineRule="auto"/>
+        <w:ind w:left="720"/>
+      </w:pPr>
+      <w:r>
+        <w:rPr>
+          <w:lang w:val="zh_TW" w:bidi="zh_TW"/>
+        </w:rPr>
+      </w:r>
+      <w:r>
+        <w:rPr>
+          <w:lang w:val="zh_TW" w:bidi="zh_TW"/>
+        </w:rPr>
+        <w:t>馬可福音11:28</w:t>
+      </w:r>
+    </w:p>
+    <w:p>
+      <w:pPr>
+        <w:pStyle w:val="ListBullet"/>
+        <w:spacing w:line="240" w:lineRule="auto"/>
+        <w:ind w:left="720"/>
+      </w:pPr>
+      <w:r>
+        <w:rPr>
+          <w:lang w:val="zh_TW" w:bidi="zh_TW"/>
+        </w:rPr>
+      </w:r>
+      <w:r>
+        <w:rPr>
+          <w:lang w:val="zh_TW" w:bidi="zh_TW"/>
+        </w:rPr>
+        <w:t>馬太福音21:23–24</w:t>
+      </w:r>
     </w:p>
     <w:p>
       <w:pPr>
@@ -831,138 +789,102 @@
           <w:lang w:val="zh_TW" w:bidi="zh_TW"/>
         </w:rPr>
       </w:r>
-      <w:hyperlink r:id="rId20">
-        <w:r>
-          <w:rPr>
-            <w:lang w:val="zh_TW" w:bidi="zh_TW"/>
-          </w:rPr>
-          <w:rPr>
-            <w:color w:val="0000EE"/>
-            <w:u w:val="single"/>
-          </w:rPr>
-          <w:t>歌羅西書1:15</w:t>
-        </w:r>
-      </w:hyperlink>
-    </w:p>
-    <w:p>
-      <w:pPr>
-        <w:pStyle w:val="ListBullet"/>
-        <w:spacing w:line="240" w:lineRule="auto"/>
-        <w:ind w:left="720"/>
-      </w:pPr>
-      <w:r>
-        <w:rPr>
-          <w:lang w:val="zh_TW" w:bidi="zh_TW"/>
-        </w:rPr>
-      </w:r>
-      <w:hyperlink r:id="rId21">
-        <w:r>
-          <w:rPr>
-            <w:lang w:val="zh_TW" w:bidi="zh_TW"/>
-          </w:rPr>
-          <w:rPr>
-            <w:color w:val="0000EE"/>
-            <w:u w:val="single"/>
-          </w:rPr>
-          <w:t>創世記4:3–5</w:t>
-        </w:r>
-      </w:hyperlink>
-    </w:p>
-    <w:p>
-      <w:pPr>
-        <w:pStyle w:val="ListBullet"/>
-        <w:spacing w:line="240" w:lineRule="auto"/>
-        <w:ind w:left="720"/>
-      </w:pPr>
-      <w:r>
-        <w:rPr>
-          <w:lang w:val="zh_TW" w:bidi="zh_TW"/>
-        </w:rPr>
-      </w:r>
-      <w:hyperlink r:id="rId22">
-        <w:r>
-          <w:rPr>
-            <w:lang w:val="zh_TW" w:bidi="zh_TW"/>
-          </w:rPr>
-          <w:rPr>
-            <w:color w:val="0000EE"/>
-            <w:u w:val="single"/>
-          </w:rPr>
-          <w:t>創世記29:26–27</w:t>
-        </w:r>
-      </w:hyperlink>
-    </w:p>
-    <w:p>
-      <w:pPr>
-        <w:pStyle w:val="ListBullet"/>
-        <w:spacing w:line="240" w:lineRule="auto"/>
-        <w:ind w:left="720"/>
-      </w:pPr>
-      <w:r>
-        <w:rPr>
-          <w:lang w:val="zh_TW" w:bidi="zh_TW"/>
-        </w:rPr>
-      </w:r>
-      <w:hyperlink r:id="rId23">
-        <w:r>
-          <w:rPr>
-            <w:lang w:val="zh_TW" w:bidi="zh_TW"/>
-          </w:rPr>
-          <w:rPr>
-            <w:color w:val="0000EE"/>
-            <w:u w:val="single"/>
-          </w:rPr>
-          <w:t>創世記43:33</w:t>
-        </w:r>
-      </w:hyperlink>
-    </w:p>
-    <w:p>
-      <w:pPr>
-        <w:pStyle w:val="ListBullet"/>
-        <w:spacing w:line="240" w:lineRule="auto"/>
-        <w:ind w:left="720"/>
-      </w:pPr>
-      <w:r>
-        <w:rPr>
-          <w:lang w:val="zh_TW" w:bidi="zh_TW"/>
-        </w:rPr>
-      </w:r>
-      <w:hyperlink r:id="rId24">
-        <w:r>
-          <w:rPr>
-            <w:lang w:val="zh_TW" w:bidi="zh_TW"/>
-          </w:rPr>
-          <w:rPr>
-            <w:color w:val="0000EE"/>
-            <w:u w:val="single"/>
-          </w:rPr>
-          <w:t>路加福音2:6–7</w:t>
-        </w:r>
-      </w:hyperlink>
-    </w:p>
-    <w:p>
-      <w:pPr>
-        <w:pStyle w:val="ListBullet"/>
-        <w:spacing w:line="240" w:lineRule="auto"/>
-        <w:ind w:left="720"/>
-      </w:pPr>
-      <w:r>
-        <w:rPr>
-          <w:lang w:val="zh_TW" w:bidi="zh_TW"/>
-        </w:rPr>
-      </w:r>
-      <w:hyperlink r:id="rId25">
-        <w:r>
-          <w:rPr>
-            <w:lang w:val="zh_TW" w:bidi="zh_TW"/>
-          </w:rPr>
-          <w:rPr>
-            <w:color w:val="0000EE"/>
-            <w:u w:val="single"/>
-          </w:rPr>
-          <w:t>啟示錄1:5</w:t>
-        </w:r>
-      </w:hyperlink>
+      <w:r>
+        <w:rPr>
+          <w:lang w:val="zh_TW" w:bidi="zh_TW"/>
+        </w:rPr>
+        <w:t>歌羅西書1:15</w:t>
+      </w:r>
+    </w:p>
+    <w:p>
+      <w:pPr>
+        <w:pStyle w:val="ListBullet"/>
+        <w:spacing w:line="240" w:lineRule="auto"/>
+        <w:ind w:left="720"/>
+      </w:pPr>
+      <w:r>
+        <w:rPr>
+          <w:lang w:val="zh_TW" w:bidi="zh_TW"/>
+        </w:rPr>
+      </w:r>
+      <w:r>
+        <w:rPr>
+          <w:lang w:val="zh_TW" w:bidi="zh_TW"/>
+        </w:rPr>
+        <w:t>創世記4:3–5</w:t>
+      </w:r>
+    </w:p>
+    <w:p>
+      <w:pPr>
+        <w:pStyle w:val="ListBullet"/>
+        <w:spacing w:line="240" w:lineRule="auto"/>
+        <w:ind w:left="720"/>
+      </w:pPr>
+      <w:r>
+        <w:rPr>
+          <w:lang w:val="zh_TW" w:bidi="zh_TW"/>
+        </w:rPr>
+      </w:r>
+      <w:r>
+        <w:rPr>
+          <w:lang w:val="zh_TW" w:bidi="zh_TW"/>
+        </w:rPr>
+        <w:t>創世記29:26–27</w:t>
+      </w:r>
+    </w:p>
+    <w:p>
+      <w:pPr>
+        <w:pStyle w:val="ListBullet"/>
+        <w:spacing w:line="240" w:lineRule="auto"/>
+        <w:ind w:left="720"/>
+      </w:pPr>
+      <w:r>
+        <w:rPr>
+          <w:lang w:val="zh_TW" w:bidi="zh_TW"/>
+        </w:rPr>
+      </w:r>
+      <w:r>
+        <w:rPr>
+          <w:lang w:val="zh_TW" w:bidi="zh_TW"/>
+        </w:rPr>
+        <w:t>創世記43:33</w:t>
+      </w:r>
+    </w:p>
+    <w:p>
+      <w:pPr>
+        <w:pStyle w:val="ListBullet"/>
+        <w:spacing w:line="240" w:lineRule="auto"/>
+        <w:ind w:left="720"/>
+      </w:pPr>
+      <w:r>
+        <w:rPr>
+          <w:lang w:val="zh_TW" w:bidi="zh_TW"/>
+        </w:rPr>
+      </w:r>
+      <w:r>
+        <w:rPr>
+          <w:lang w:val="zh_TW" w:bidi="zh_TW"/>
+        </w:rPr>
+        <w:t>路加福音2:6–7</w:t>
+      </w:r>
+    </w:p>
+    <w:p>
+      <w:pPr>
+        <w:pStyle w:val="ListBullet"/>
+        <w:spacing w:line="240" w:lineRule="auto"/>
+        <w:ind w:left="720"/>
+      </w:pPr>
+      <w:r>
+        <w:rPr>
+          <w:lang w:val="zh_TW" w:bidi="zh_TW"/>
+        </w:rPr>
+      </w:r>
+      <w:r>
+        <w:rPr>
+          <w:lang w:val="zh_TW" w:bidi="zh_TW"/>
+        </w:rPr>
+        <w:t>啟示錄1:5</w:t>
+      </w:r>
     </w:p>
     <w:p>
       <w:pPr>
@@ -1225,90 +1147,66 @@
           <w:lang w:val="zh_TW" w:bidi="zh_TW"/>
         </w:rPr>
       </w:r>
-      <w:hyperlink r:id="rId26">
-        <w:r>
-          <w:rPr>
-            <w:lang w:val="zh_TW" w:bidi="zh_TW"/>
-          </w:rPr>
-          <w:rPr>
-            <w:color w:val="0000EE"/>
-            <w:u w:val="single"/>
-          </w:rPr>
-          <w:t>歷代志上5:1</w:t>
-        </w:r>
-      </w:hyperlink>
-    </w:p>
-    <w:p>
-      <w:pPr>
-        <w:pStyle w:val="ListBullet"/>
-        <w:spacing w:line="240" w:lineRule="auto"/>
-        <w:ind w:left="720"/>
-      </w:pPr>
-      <w:r>
-        <w:rPr>
-          <w:lang w:val="zh_TW" w:bidi="zh_TW"/>
-        </w:rPr>
-      </w:r>
-      <w:hyperlink r:id="rId27">
-        <w:r>
-          <w:rPr>
-            <w:lang w:val="zh_TW" w:bidi="zh_TW"/>
-          </w:rPr>
-          <w:rPr>
-            <w:color w:val="0000EE"/>
-            <w:u w:val="single"/>
-          </w:rPr>
-          <w:t>創世記25:34</w:t>
-        </w:r>
-      </w:hyperlink>
-    </w:p>
-    <w:p>
-      <w:pPr>
-        <w:pStyle w:val="ListBullet"/>
-        <w:spacing w:line="240" w:lineRule="auto"/>
-        <w:ind w:left="720"/>
-      </w:pPr>
-      <w:r>
-        <w:rPr>
-          <w:lang w:val="zh_TW" w:bidi="zh_TW"/>
-        </w:rPr>
-      </w:r>
-      <w:hyperlink r:id="rId23">
-        <w:r>
-          <w:rPr>
-            <w:lang w:val="zh_TW" w:bidi="zh_TW"/>
-          </w:rPr>
-          <w:rPr>
-            <w:color w:val="0000EE"/>
-            <w:u w:val="single"/>
-          </w:rPr>
-          <w:t>創世記43:33</w:t>
-        </w:r>
-      </w:hyperlink>
-    </w:p>
-    <w:p>
-      <w:pPr>
-        <w:pStyle w:val="ListBullet"/>
-        <w:spacing w:line="240" w:lineRule="auto"/>
-        <w:ind w:left="720"/>
-      </w:pPr>
-      <w:r>
-        <w:rPr>
-          <w:lang w:val="zh_TW" w:bidi="zh_TW"/>
-        </w:rPr>
-      </w:r>
-      <w:hyperlink r:id="rId28">
-        <w:r>
-          <w:rPr>
-            <w:lang w:val="zh_TW" w:bidi="zh_TW"/>
-          </w:rPr>
-          <w:rPr>
-            <w:color w:val="0000EE"/>
-            <w:u w:val="single"/>
-          </w:rPr>
-          <w:t>希伯來書12:14–17</w:t>
-        </w:r>
-      </w:hyperlink>
+      <w:r>
+        <w:rPr>
+          <w:lang w:val="zh_TW" w:bidi="zh_TW"/>
+        </w:rPr>
+        <w:t>歷代志上5:1</w:t>
+      </w:r>
+    </w:p>
+    <w:p>
+      <w:pPr>
+        <w:pStyle w:val="ListBullet"/>
+        <w:spacing w:line="240" w:lineRule="auto"/>
+        <w:ind w:left="720"/>
+      </w:pPr>
+      <w:r>
+        <w:rPr>
+          <w:lang w:val="zh_TW" w:bidi="zh_TW"/>
+        </w:rPr>
+      </w:r>
+      <w:r>
+        <w:rPr>
+          <w:lang w:val="zh_TW" w:bidi="zh_TW"/>
+        </w:rPr>
+        <w:t>創世記25:34</w:t>
+      </w:r>
+    </w:p>
+    <w:p>
+      <w:pPr>
+        <w:pStyle w:val="ListBullet"/>
+        <w:spacing w:line="240" w:lineRule="auto"/>
+        <w:ind w:left="720"/>
+      </w:pPr>
+      <w:r>
+        <w:rPr>
+          <w:lang w:val="zh_TW" w:bidi="zh_TW"/>
+        </w:rPr>
+      </w:r>
+      <w:r>
+        <w:rPr>
+          <w:lang w:val="zh_TW" w:bidi="zh_TW"/>
+        </w:rPr>
+        <w:t>創世記43:33</w:t>
+      </w:r>
+    </w:p>
+    <w:p>
+      <w:pPr>
+        <w:pStyle w:val="ListBullet"/>
+        <w:spacing w:line="240" w:lineRule="auto"/>
+        <w:ind w:left="720"/>
+      </w:pPr>
+      <w:r>
+        <w:rPr>
+          <w:lang w:val="zh_TW" w:bidi="zh_TW"/>
+        </w:rPr>
+      </w:r>
+      <w:r>
+        <w:rPr>
+          <w:lang w:val="zh_TW" w:bidi="zh_TW"/>
+        </w:rPr>
+        <w:t>希伯來書12:14–17</w:t>
+      </w:r>
     </w:p>
     <w:p>
       <w:pPr>
@@ -1584,114 +1482,84 @@
           <w:lang w:val="zh_TW" w:bidi="zh_TW"/>
         </w:rPr>
       </w:r>
-      <w:hyperlink r:id="rId29">
-        <w:r>
-          <w:rPr>
-            <w:lang w:val="zh_TW" w:bidi="zh_TW"/>
-          </w:rPr>
-          <w:rPr>
-            <w:color w:val="0000EE"/>
-            <w:u w:val="single"/>
-          </w:rPr>
-          <w:t>哥林多前書4:21</w:t>
-        </w:r>
-      </w:hyperlink>
-    </w:p>
-    <w:p>
-      <w:pPr>
-        <w:pStyle w:val="ListBullet"/>
-        <w:spacing w:line="240" w:lineRule="auto"/>
-        <w:ind w:left="720"/>
-      </w:pPr>
-      <w:r>
-        <w:rPr>
-          <w:lang w:val="zh_TW" w:bidi="zh_TW"/>
-        </w:rPr>
-      </w:r>
-      <w:hyperlink r:id="rId30">
-        <w:r>
-          <w:rPr>
-            <w:lang w:val="zh_TW" w:bidi="zh_TW"/>
-          </w:rPr>
-          <w:rPr>
-            <w:color w:val="0000EE"/>
-            <w:u w:val="single"/>
-          </w:rPr>
-          <w:t>撒母耳記上14:43–44</w:t>
-        </w:r>
-      </w:hyperlink>
-    </w:p>
-    <w:p>
-      <w:pPr>
-        <w:pStyle w:val="ListBullet"/>
-        <w:spacing w:line="240" w:lineRule="auto"/>
-        <w:ind w:left="720"/>
-      </w:pPr>
-      <w:r>
-        <w:rPr>
-          <w:lang w:val="zh_TW" w:bidi="zh_TW"/>
-        </w:rPr>
-      </w:r>
-      <w:hyperlink r:id="rId31">
-        <w:r>
-          <w:rPr>
-            <w:lang w:val="zh_TW" w:bidi="zh_TW"/>
-          </w:rPr>
-          <w:rPr>
-            <w:color w:val="0000EE"/>
-            <w:u w:val="single"/>
-          </w:rPr>
-          <w:t>使徒行傳16:23</w:t>
-        </w:r>
-      </w:hyperlink>
-    </w:p>
-    <w:p>
-      <w:pPr>
-        <w:pStyle w:val="ListBullet"/>
-        <w:spacing w:line="240" w:lineRule="auto"/>
-        <w:ind w:left="720"/>
-      </w:pPr>
-      <w:r>
-        <w:rPr>
-          <w:lang w:val="zh_TW" w:bidi="zh_TW"/>
-        </w:rPr>
-      </w:r>
-      <w:hyperlink r:id="rId32">
-        <w:r>
-          <w:rPr>
-            <w:lang w:val="zh_TW" w:bidi="zh_TW"/>
-          </w:rPr>
-          <w:rPr>
-            <w:color w:val="0000EE"/>
-            <w:u w:val="single"/>
-          </w:rPr>
-          <w:t>出埃及記27:9–10</w:t>
-        </w:r>
-      </w:hyperlink>
-    </w:p>
-    <w:p>
-      <w:pPr>
-        <w:pStyle w:val="ListBullet"/>
-        <w:spacing w:line="240" w:lineRule="auto"/>
-        <w:ind w:left="720"/>
-      </w:pPr>
-      <w:r>
-        <w:rPr>
-          <w:lang w:val="zh_TW" w:bidi="zh_TW"/>
-        </w:rPr>
-      </w:r>
-      <w:hyperlink r:id="rId33">
-        <w:r>
-          <w:rPr>
-            <w:lang w:val="zh_TW" w:bidi="zh_TW"/>
-          </w:rPr>
-          <w:rPr>
-            <w:color w:val="0000EE"/>
-            <w:u w:val="single"/>
-          </w:rPr>
-          <w:t>啟示錄11:1</w:t>
-        </w:r>
-      </w:hyperlink>
+      <w:r>
+        <w:rPr>
+          <w:lang w:val="zh_TW" w:bidi="zh_TW"/>
+        </w:rPr>
+        <w:t>哥林多前書4:21</w:t>
+      </w:r>
+    </w:p>
+    <w:p>
+      <w:pPr>
+        <w:pStyle w:val="ListBullet"/>
+        <w:spacing w:line="240" w:lineRule="auto"/>
+        <w:ind w:left="720"/>
+      </w:pPr>
+      <w:r>
+        <w:rPr>
+          <w:lang w:val="zh_TW" w:bidi="zh_TW"/>
+        </w:rPr>
+      </w:r>
+      <w:r>
+        <w:rPr>
+          <w:lang w:val="zh_TW" w:bidi="zh_TW"/>
+        </w:rPr>
+        <w:t>撒母耳記上14:43–44</w:t>
+      </w:r>
+    </w:p>
+    <w:p>
+      <w:pPr>
+        <w:pStyle w:val="ListBullet"/>
+        <w:spacing w:line="240" w:lineRule="auto"/>
+        <w:ind w:left="720"/>
+      </w:pPr>
+      <w:r>
+        <w:rPr>
+          <w:lang w:val="zh_TW" w:bidi="zh_TW"/>
+        </w:rPr>
+      </w:r>
+      <w:r>
+        <w:rPr>
+          <w:lang w:val="zh_TW" w:bidi="zh_TW"/>
+        </w:rPr>
+        <w:t>使徒行傳16:23</w:t>
+      </w:r>
+    </w:p>
+    <w:p>
+      <w:pPr>
+        <w:pStyle w:val="ListBullet"/>
+        <w:spacing w:line="240" w:lineRule="auto"/>
+        <w:ind w:left="720"/>
+      </w:pPr>
+      <w:r>
+        <w:rPr>
+          <w:lang w:val="zh_TW" w:bidi="zh_TW"/>
+        </w:rPr>
+      </w:r>
+      <w:r>
+        <w:rPr>
+          <w:lang w:val="zh_TW" w:bidi="zh_TW"/>
+        </w:rPr>
+        <w:t>出埃及記27:9–10</w:t>
+      </w:r>
+    </w:p>
+    <w:p>
+      <w:pPr>
+        <w:pStyle w:val="ListBullet"/>
+        <w:spacing w:line="240" w:lineRule="auto"/>
+        <w:ind w:left="720"/>
+      </w:pPr>
+      <w:r>
+        <w:rPr>
+          <w:lang w:val="zh_TW" w:bidi="zh_TW"/>
+        </w:rPr>
+      </w:r>
+      <w:r>
+        <w:rPr>
+          <w:lang w:val="zh_TW" w:bidi="zh_TW"/>
+        </w:rPr>
+        <w:t>啟示錄11:1</w:t>
+      </w:r>
     </w:p>
     <w:p>
       <w:pPr>
@@ -1931,90 +1799,66 @@
           <w:lang w:val="zh_TW" w:bidi="zh_TW"/>
         </w:rPr>
       </w:r>
-      <w:hyperlink r:id="rId34">
-        <w:r>
-          <w:rPr>
-            <w:lang w:val="zh_TW" w:bidi="zh_TW"/>
-          </w:rPr>
-          <w:rPr>
-            <w:color w:val="0000EE"/>
-            <w:u w:val="single"/>
-          </w:rPr>
-          <w:t>列王紀上2:28–29</w:t>
-        </w:r>
-      </w:hyperlink>
-    </w:p>
-    <w:p>
-      <w:pPr>
-        <w:pStyle w:val="ListBullet"/>
-        <w:spacing w:line="240" w:lineRule="auto"/>
-        <w:ind w:left="720"/>
-      </w:pPr>
-      <w:r>
-        <w:rPr>
-          <w:lang w:val="zh_TW" w:bidi="zh_TW"/>
-        </w:rPr>
-      </w:r>
-      <w:hyperlink r:id="rId35">
-        <w:r>
-          <w:rPr>
-            <w:lang w:val="zh_TW" w:bidi="zh_TW"/>
-          </w:rPr>
-          <w:rPr>
-            <w:color w:val="0000EE"/>
-            <w:u w:val="single"/>
-          </w:rPr>
-          <w:t>約書亞記19:51</w:t>
-        </w:r>
-      </w:hyperlink>
-    </w:p>
-    <w:p>
-      <w:pPr>
-        <w:pStyle w:val="ListBullet"/>
-        <w:spacing w:line="240" w:lineRule="auto"/>
-        <w:ind w:left="720"/>
-      </w:pPr>
-      <w:r>
-        <w:rPr>
-          <w:lang w:val="zh_TW" w:bidi="zh_TW"/>
-        </w:rPr>
-      </w:r>
-      <w:hyperlink r:id="rId36">
-        <w:r>
-          <w:rPr>
-            <w:lang w:val="zh_TW" w:bidi="zh_TW"/>
-          </w:rPr>
-          <w:rPr>
-            <w:color w:val="0000EE"/>
-            <w:u w:val="single"/>
-          </w:rPr>
-          <w:t>利未記1:1</w:t>
-        </w:r>
-      </w:hyperlink>
-    </w:p>
-    <w:p>
-      <w:pPr>
-        <w:pStyle w:val="ListBullet"/>
-        <w:spacing w:line="240" w:lineRule="auto"/>
-        <w:ind w:left="720"/>
-      </w:pPr>
-      <w:r>
-        <w:rPr>
-          <w:lang w:val="zh_TW" w:bidi="zh_TW"/>
-        </w:rPr>
-      </w:r>
-      <w:hyperlink r:id="rId37">
-        <w:r>
-          <w:rPr>
-            <w:lang w:val="zh_TW" w:bidi="zh_TW"/>
-          </w:rPr>
-          <w:rPr>
-            <w:color w:val="0000EE"/>
-            <w:u w:val="single"/>
-          </w:rPr>
-          <w:t>民數記4:31–32</w:t>
-        </w:r>
-      </w:hyperlink>
+      <w:r>
+        <w:rPr>
+          <w:lang w:val="zh_TW" w:bidi="zh_TW"/>
+        </w:rPr>
+        <w:t>列王紀上2:28–29</w:t>
+      </w:r>
+    </w:p>
+    <w:p>
+      <w:pPr>
+        <w:pStyle w:val="ListBullet"/>
+        <w:spacing w:line="240" w:lineRule="auto"/>
+        <w:ind w:left="720"/>
+      </w:pPr>
+      <w:r>
+        <w:rPr>
+          <w:lang w:val="zh_TW" w:bidi="zh_TW"/>
+        </w:rPr>
+      </w:r>
+      <w:r>
+        <w:rPr>
+          <w:lang w:val="zh_TW" w:bidi="zh_TW"/>
+        </w:rPr>
+        <w:t>約書亞記19:51</w:t>
+      </w:r>
+    </w:p>
+    <w:p>
+      <w:pPr>
+        <w:pStyle w:val="ListBullet"/>
+        <w:spacing w:line="240" w:lineRule="auto"/>
+        <w:ind w:left="720"/>
+      </w:pPr>
+      <w:r>
+        <w:rPr>
+          <w:lang w:val="zh_TW" w:bidi="zh_TW"/>
+        </w:rPr>
+      </w:r>
+      <w:r>
+        <w:rPr>
+          <w:lang w:val="zh_TW" w:bidi="zh_TW"/>
+        </w:rPr>
+        <w:t>利未記1:1</w:t>
+      </w:r>
+    </w:p>
+    <w:p>
+      <w:pPr>
+        <w:pStyle w:val="ListBullet"/>
+        <w:spacing w:line="240" w:lineRule="auto"/>
+        <w:ind w:left="720"/>
+      </w:pPr>
+      <w:r>
+        <w:rPr>
+          <w:lang w:val="zh_TW" w:bidi="zh_TW"/>
+        </w:rPr>
+      </w:r>
+      <w:r>
+        <w:rPr>
+          <w:lang w:val="zh_TW" w:bidi="zh_TW"/>
+        </w:rPr>
+        <w:t>民數記4:31–32</w:t>
+      </w:r>
     </w:p>
     <w:p>
       <w:pPr>
@@ -2495,90 +2339,66 @@
           <w:lang w:val="zh_TW" w:bidi="zh_TW"/>
         </w:rPr>
       </w:r>
-      <w:hyperlink r:id="rId38">
-        <w:r>
-          <w:rPr>
-            <w:lang w:val="zh_TW" w:bidi="zh_TW"/>
-          </w:rPr>
-          <w:rPr>
-            <w:color w:val="0000EE"/>
-            <w:u w:val="single"/>
-          </w:rPr>
-          <w:t>歷代志上5:10</w:t>
-        </w:r>
-      </w:hyperlink>
-    </w:p>
-    <w:p>
-      <w:pPr>
-        <w:pStyle w:val="ListBullet"/>
-        <w:spacing w:line="240" w:lineRule="auto"/>
-        <w:ind w:left="720"/>
-      </w:pPr>
-      <w:r>
-        <w:rPr>
-          <w:lang w:val="zh_TW" w:bidi="zh_TW"/>
-        </w:rPr>
-      </w:r>
-      <w:hyperlink r:id="rId39">
-        <w:r>
-          <w:rPr>
-            <w:lang w:val="zh_TW" w:bidi="zh_TW"/>
-          </w:rPr>
-          <w:rPr>
-            <w:color w:val="0000EE"/>
-            <w:u w:val="single"/>
-          </w:rPr>
-          <w:t>但以理書11:45</w:t>
-        </w:r>
-      </w:hyperlink>
-    </w:p>
-    <w:p>
-      <w:pPr>
-        <w:pStyle w:val="ListBullet"/>
-        <w:spacing w:line="240" w:lineRule="auto"/>
-        <w:ind w:left="720"/>
-      </w:pPr>
-      <w:r>
-        <w:rPr>
-          <w:lang w:val="zh_TW" w:bidi="zh_TW"/>
-        </w:rPr>
-      </w:r>
-      <w:hyperlink r:id="rId40">
-        <w:r>
-          <w:rPr>
-            <w:lang w:val="zh_TW" w:bidi="zh_TW"/>
-          </w:rPr>
-          <w:rPr>
-            <w:color w:val="0000EE"/>
-            <w:u w:val="single"/>
-          </w:rPr>
-          <w:t>出埃及記16:16</w:t>
-        </w:r>
-      </w:hyperlink>
-    </w:p>
-    <w:p>
-      <w:pPr>
-        <w:pStyle w:val="ListBullet"/>
-        <w:spacing w:line="240" w:lineRule="auto"/>
-        <w:ind w:left="720"/>
-      </w:pPr>
-      <w:r>
-        <w:rPr>
-          <w:lang w:val="zh_TW" w:bidi="zh_TW"/>
-        </w:rPr>
-      </w:r>
-      <w:hyperlink r:id="rId41">
-        <w:r>
-          <w:rPr>
-            <w:lang w:val="zh_TW" w:bidi="zh_TW"/>
-          </w:rPr>
-          <w:rPr>
-            <w:color w:val="0000EE"/>
-            <w:u w:val="single"/>
-          </w:rPr>
-          <w:t>創世記12:8</w:t>
-        </w:r>
-      </w:hyperlink>
+      <w:r>
+        <w:rPr>
+          <w:lang w:val="zh_TW" w:bidi="zh_TW"/>
+        </w:rPr>
+        <w:t>歷代志上5:10</w:t>
+      </w:r>
+    </w:p>
+    <w:p>
+      <w:pPr>
+        <w:pStyle w:val="ListBullet"/>
+        <w:spacing w:line="240" w:lineRule="auto"/>
+        <w:ind w:left="720"/>
+      </w:pPr>
+      <w:r>
+        <w:rPr>
+          <w:lang w:val="zh_TW" w:bidi="zh_TW"/>
+        </w:rPr>
+      </w:r>
+      <w:r>
+        <w:rPr>
+          <w:lang w:val="zh_TW" w:bidi="zh_TW"/>
+        </w:rPr>
+        <w:t>但以理書11:45</w:t>
+      </w:r>
+    </w:p>
+    <w:p>
+      <w:pPr>
+        <w:pStyle w:val="ListBullet"/>
+        <w:spacing w:line="240" w:lineRule="auto"/>
+        <w:ind w:left="720"/>
+      </w:pPr>
+      <w:r>
+        <w:rPr>
+          <w:lang w:val="zh_TW" w:bidi="zh_TW"/>
+        </w:rPr>
+      </w:r>
+      <w:r>
+        <w:rPr>
+          <w:lang w:val="zh_TW" w:bidi="zh_TW"/>
+        </w:rPr>
+        <w:t>出埃及記16:16</w:t>
+      </w:r>
+    </w:p>
+    <w:p>
+      <w:pPr>
+        <w:pStyle w:val="ListBullet"/>
+        <w:spacing w:line="240" w:lineRule="auto"/>
+        <w:ind w:left="720"/>
+      </w:pPr>
+      <w:r>
+        <w:rPr>
+          <w:lang w:val="zh_TW" w:bidi="zh_TW"/>
+        </w:rPr>
+      </w:r>
+      <w:r>
+        <w:rPr>
+          <w:lang w:val="zh_TW" w:bidi="zh_TW"/>
+        </w:rPr>
+        <w:t>創世記12:8</w:t>
+      </w:r>
     </w:p>
     <w:p>
       <w:pPr>

--- a/zht/docx/225.content.docx
+++ b/zht/docx/225.content.docx
@@ -752,19 +752,7 @@
         <w:rPr>
           <w:lang w:val="zh_TW" w:bidi="zh_TW"/>
         </w:rPr>
-        <w:t>，</w:t>
-      </w:r>
-      <w:r>
-        <w:rPr>
-          <w:lang w:val="zh_TW" w:bidi="zh_TW"/>
-        </w:rPr>
-        <w:t>兒子</w:t>
-      </w:r>
-      <w:r>
-        <w:rPr>
-          <w:lang w:val="zh_TW" w:bidi="zh_TW"/>
-        </w:rPr>
-        <w:t>）</w:t>
+        <w:t>，兒子）</w:t>
       </w:r>
     </w:p>
     <w:p>
